--- a/AWS tasks/Task on s3.docx
+++ b/AWS tasks/Task on s3.docx
@@ -78,19 +78,8 @@
           <w:szCs w:val="24"/>
           <w:lang w:val="en-US"/>
         </w:rPr>
-        <w:t xml:space="preserve">Go to s3 in </w:t>
-      </w:r>
-      <w:proofErr w:type="spellStart"/>
-      <w:r>
-        <w:rPr>
-          <w:rFonts w:ascii="Times New Roman" w:hAnsi="Times New Roman" w:cs="Times New Roman"/>
-          <w:sz w:val="24"/>
-          <w:szCs w:val="24"/>
-          <w:lang w:val="en-US"/>
-        </w:rPr>
-        <w:t>aws</w:t>
-      </w:r>
-      <w:proofErr w:type="spellEnd"/>
+        <w:t>Go to s3 in aws</w:t>
+      </w:r>
     </w:p>
     <w:p>
       <w:pPr>
@@ -474,7 +463,7 @@
         </w:rPr>
       </w:pPr>
       <w:r>
-        <w:t xml:space="preserve">  </w:t>
+        <w:t xml:space="preserve"> </w:t>
       </w:r>
       <w:r>
         <w:rPr>
@@ -515,50 +504,22 @@
         <w:rPr>
           <w:lang w:val="en-US"/>
         </w:rPr>
-        <w:t xml:space="preserve">Upload one html file and make sure your bucket has public </w:t>
-      </w:r>
-      <w:proofErr w:type="spellStart"/>
-      <w:r>
+        <w:t>Upload one html file and make sure your bucket has public acess if not ACLs enable in s3 configuration.</w:t>
+      </w:r>
+    </w:p>
+    <w:p>
+      <w:pPr>
+        <w:ind w:left="720"/>
         <w:rPr>
           <w:lang w:val="en-US"/>
         </w:rPr>
-        <w:t>acess</w:t>
-      </w:r>
-      <w:proofErr w:type="spellEnd"/>
+      </w:pPr>
       <w:r>
         <w:rPr>
           <w:lang w:val="en-US"/>
         </w:rPr>
-        <w:t xml:space="preserve"> if not ACLs enable in s3 configuration.</w:t>
-      </w:r>
-    </w:p>
-    <w:p>
-      <w:pPr>
-        <w:ind w:left="720"/>
-        <w:rPr>
-          <w:lang w:val="en-US"/>
-        </w:rPr>
-      </w:pPr>
-      <w:r>
-        <w:rPr>
-          <w:lang w:val="en-US"/>
-        </w:rPr>
         <w:lastRenderedPageBreak/>
-        <w:t xml:space="preserve">Upload index.html and error.html file to </w:t>
-      </w:r>
-      <w:proofErr w:type="spellStart"/>
-      <w:r>
-        <w:rPr>
-          <w:lang w:val="en-US"/>
-        </w:rPr>
-        <w:t>lauch</w:t>
-      </w:r>
-      <w:proofErr w:type="spellEnd"/>
-      <w:r>
-        <w:rPr>
-          <w:lang w:val="en-US"/>
-        </w:rPr>
-        <w:t xml:space="preserve"> an static website</w:t>
+        <w:t>Upload index.html and error.html file to lauch an static website</w:t>
       </w:r>
     </w:p>
     <w:p/>
@@ -961,27 +922,7 @@
           <w:szCs w:val="24"/>
           <w:lang w:val="en-US"/>
         </w:rPr>
-        <w:t xml:space="preserve">Create 2 buckets in two different </w:t>
-      </w:r>
-      <w:proofErr w:type="gramStart"/>
-      <w:r>
-        <w:rPr>
-          <w:rFonts w:ascii="Times New Roman" w:hAnsi="Times New Roman" w:cs="Times New Roman"/>
-          <w:sz w:val="24"/>
-          <w:szCs w:val="24"/>
-          <w:lang w:val="en-US"/>
-        </w:rPr>
-        <w:t>region</w:t>
-      </w:r>
-      <w:proofErr w:type="gramEnd"/>
-      <w:r>
-        <w:rPr>
-          <w:rFonts w:ascii="Times New Roman" w:hAnsi="Times New Roman" w:cs="Times New Roman"/>
-          <w:sz w:val="24"/>
-          <w:szCs w:val="24"/>
-          <w:lang w:val="en-US"/>
-        </w:rPr>
-        <w:t xml:space="preserve"> </w:t>
+        <w:t xml:space="preserve">Create 2 buckets in two different region </w:t>
       </w:r>
     </w:p>
     <w:p>
@@ -1670,17 +1611,7 @@
         <w:t xml:space="preserve">And then finally </w:t>
       </w:r>
       <w:r>
-        <w:t xml:space="preserve">see </w:t>
-      </w:r>
-      <w:proofErr w:type="spellStart"/>
-      <w:proofErr w:type="gramStart"/>
-      <w:r>
-        <w:t>a</w:t>
-      </w:r>
-      <w:proofErr w:type="spellEnd"/>
-      <w:proofErr w:type="gramEnd"/>
-      <w:r>
-        <w:t xml:space="preserve"> object in </w:t>
+        <w:t xml:space="preserve">see a object in </w:t>
       </w:r>
       <w:r>
         <w:t>another region.</w:t>
@@ -1762,27 +1693,7 @@
           <w:sz w:val="32"/>
           <w:szCs w:val="32"/>
         </w:rPr>
-        <w:t xml:space="preserve">Configure a bucket policy so only the </w:t>
-      </w:r>
-      <w:proofErr w:type="gramStart"/>
-      <w:r>
-        <w:rPr>
-          <w:b/>
-          <w:bCs/>
-          <w:sz w:val="32"/>
-          <w:szCs w:val="32"/>
-        </w:rPr>
-        <w:t>Admin</w:t>
-      </w:r>
-      <w:proofErr w:type="gramEnd"/>
-      <w:r>
-        <w:rPr>
-          <w:b/>
-          <w:bCs/>
-          <w:sz w:val="32"/>
-          <w:szCs w:val="32"/>
-        </w:rPr>
-        <w:t xml:space="preserve"> user can see the objects of the S3 bucket.</w:t>
+        <w:t>Configure a bucket policy so only the Admin user can see the objects of the S3 bucket.</w:t>
       </w:r>
     </w:p>
     <w:p>
@@ -1796,7 +1707,6 @@
           <w:lang w:val="en-US"/>
         </w:rPr>
       </w:pPr>
-      <w:proofErr w:type="gramStart"/>
       <w:r>
         <w:rPr>
           <w:rFonts w:ascii="Times New Roman" w:hAnsi="Times New Roman" w:cs="Times New Roman"/>
@@ -1804,19 +1714,20 @@
           <w:szCs w:val="24"/>
           <w:lang w:val="en-US"/>
         </w:rPr>
-        <w:t>Go  to</w:t>
-      </w:r>
-      <w:proofErr w:type="gramEnd"/>
-      <w:r>
+        <w:t xml:space="preserve">Go  to aws s3 bucket </w:t>
+      </w:r>
+    </w:p>
+    <w:p>
+      <w:pPr>
+        <w:pStyle w:val="ListParagraph"/>
+        <w:spacing w:line="256" w:lineRule="auto"/>
         <w:rPr>
           <w:rFonts w:ascii="Times New Roman" w:hAnsi="Times New Roman" w:cs="Times New Roman"/>
           <w:sz w:val="24"/>
           <w:szCs w:val="24"/>
           <w:lang w:val="en-US"/>
         </w:rPr>
-        <w:t xml:space="preserve"> </w:t>
-      </w:r>
-      <w:proofErr w:type="spellStart"/>
+      </w:pPr>
       <w:r>
         <w:rPr>
           <w:rFonts w:ascii="Times New Roman" w:hAnsi="Times New Roman" w:cs="Times New Roman"/>
@@ -1824,90 +1735,28 @@
           <w:szCs w:val="24"/>
           <w:lang w:val="en-US"/>
         </w:rPr>
-        <w:t>aws</w:t>
-      </w:r>
-      <w:proofErr w:type="spellEnd"/>
-      <w:r>
+        <w:t>Properties copy the arn</w:t>
+      </w:r>
+    </w:p>
+    <w:p>
+      <w:pPr>
+        <w:pStyle w:val="ListParagraph"/>
+        <w:spacing w:line="256" w:lineRule="auto"/>
         <w:rPr>
           <w:rFonts w:ascii="Times New Roman" w:hAnsi="Times New Roman" w:cs="Times New Roman"/>
           <w:sz w:val="24"/>
           <w:szCs w:val="24"/>
           <w:lang w:val="en-US"/>
         </w:rPr>
-        <w:t xml:space="preserve"> s3 bucket </w:t>
-      </w:r>
-    </w:p>
-    <w:p>
-      <w:pPr>
-        <w:pStyle w:val="ListParagraph"/>
-        <w:spacing w:line="256" w:lineRule="auto"/>
+      </w:pPr>
+      <w:r>
         <w:rPr>
           <w:rFonts w:ascii="Times New Roman" w:hAnsi="Times New Roman" w:cs="Times New Roman"/>
           <w:sz w:val="24"/>
           <w:szCs w:val="24"/>
           <w:lang w:val="en-US"/>
         </w:rPr>
-      </w:pPr>
-      <w:r>
-        <w:rPr>
-          <w:rFonts w:ascii="Times New Roman" w:hAnsi="Times New Roman" w:cs="Times New Roman"/>
-          <w:sz w:val="24"/>
-          <w:szCs w:val="24"/>
-          <w:lang w:val="en-US"/>
-        </w:rPr>
-        <w:t xml:space="preserve">Properties copy the </w:t>
-      </w:r>
-      <w:proofErr w:type="spellStart"/>
-      <w:r>
-        <w:rPr>
-          <w:rFonts w:ascii="Times New Roman" w:hAnsi="Times New Roman" w:cs="Times New Roman"/>
-          <w:sz w:val="24"/>
-          <w:szCs w:val="24"/>
-          <w:lang w:val="en-US"/>
-        </w:rPr>
-        <w:t>arn</w:t>
-      </w:r>
-      <w:proofErr w:type="spellEnd"/>
-    </w:p>
-    <w:p>
-      <w:pPr>
-        <w:pStyle w:val="ListParagraph"/>
-        <w:spacing w:line="256" w:lineRule="auto"/>
-        <w:rPr>
-          <w:rFonts w:ascii="Times New Roman" w:hAnsi="Times New Roman" w:cs="Times New Roman"/>
-          <w:sz w:val="24"/>
-          <w:szCs w:val="24"/>
-          <w:lang w:val="en-US"/>
-        </w:rPr>
-      </w:pPr>
-      <w:r>
-        <w:rPr>
-          <w:rFonts w:ascii="Times New Roman" w:hAnsi="Times New Roman" w:cs="Times New Roman"/>
-          <w:sz w:val="24"/>
-          <w:szCs w:val="24"/>
-          <w:lang w:val="en-US"/>
-        </w:rPr>
-        <w:t xml:space="preserve">Got browser search for </w:t>
-      </w:r>
-      <w:proofErr w:type="spellStart"/>
-      <w:r>
-        <w:rPr>
-          <w:rFonts w:ascii="Times New Roman" w:hAnsi="Times New Roman" w:cs="Times New Roman"/>
-          <w:sz w:val="24"/>
-          <w:szCs w:val="24"/>
-          <w:lang w:val="en-US"/>
-        </w:rPr>
-        <w:t>aws</w:t>
-      </w:r>
-      <w:proofErr w:type="spellEnd"/>
-      <w:r>
-        <w:rPr>
-          <w:rFonts w:ascii="Times New Roman" w:hAnsi="Times New Roman" w:cs="Times New Roman"/>
-          <w:sz w:val="24"/>
-          <w:szCs w:val="24"/>
-          <w:lang w:val="en-US"/>
-        </w:rPr>
-        <w:t xml:space="preserve"> policy generator</w:t>
+        <w:t>Got browser search for aws policy generator</w:t>
       </w:r>
     </w:p>
     <w:p>
@@ -2071,50 +1920,28 @@
         <w:rPr>
           <w:lang w:val="en-US"/>
         </w:rPr>
-        <w:t xml:space="preserve">Give the </w:t>
-      </w:r>
-      <w:proofErr w:type="spellStart"/>
-      <w:r>
+        <w:t>Give the arn of the bucket</w:t>
+      </w:r>
+    </w:p>
+    <w:p>
+      <w:pPr>
+        <w:ind w:left="720"/>
         <w:rPr>
           <w:lang w:val="en-US"/>
         </w:rPr>
-        <w:t>arn</w:t>
-      </w:r>
-      <w:proofErr w:type="spellEnd"/>
+      </w:pPr>
       <w:r>
         <w:rPr>
           <w:lang w:val="en-US"/>
         </w:rPr>
-        <w:t xml:space="preserve"> of the bucket</w:t>
-      </w:r>
-    </w:p>
-    <w:p>
-      <w:pPr>
-        <w:ind w:left="720"/>
+        <w:t xml:space="preserve">Add statement – generate policy – copy the policy </w:t>
+      </w:r>
+      <w:r>
         <w:rPr>
           <w:lang w:val="en-US"/>
         </w:rPr>
-      </w:pPr>
-      <w:r>
-        <w:rPr>
-          <w:lang w:val="en-US"/>
-        </w:rPr>
-        <w:t xml:space="preserve">Add statement – generate policy – copy the </w:t>
-      </w:r>
-      <w:proofErr w:type="gramStart"/>
-      <w:r>
-        <w:rPr>
-          <w:lang w:val="en-US"/>
-        </w:rPr>
-        <w:t xml:space="preserve">policy </w:t>
-      </w:r>
-      <w:r>
-        <w:rPr>
-          <w:lang w:val="en-US"/>
-        </w:rPr>
         <w:t>.</w:t>
       </w:r>
-      <w:proofErr w:type="gramEnd"/>
     </w:p>
     <w:p>
       <w:pPr>
@@ -2262,27 +2089,7 @@
           <w:szCs w:val="24"/>
           <w:lang w:val="en-US"/>
         </w:rPr>
-        <w:t xml:space="preserve">Go to s3 bucket – management --- create life </w:t>
-      </w:r>
-      <w:proofErr w:type="spellStart"/>
-      <w:r>
-        <w:rPr>
-          <w:rFonts w:ascii="Times New Roman" w:hAnsi="Times New Roman" w:cs="Times New Roman"/>
-          <w:sz w:val="24"/>
-          <w:szCs w:val="24"/>
-          <w:lang w:val="en-US"/>
-        </w:rPr>
-        <w:t>cyclerule</w:t>
-      </w:r>
-      <w:proofErr w:type="spellEnd"/>
-      <w:r>
-        <w:rPr>
-          <w:rFonts w:ascii="Times New Roman" w:hAnsi="Times New Roman" w:cs="Times New Roman"/>
-          <w:sz w:val="24"/>
-          <w:szCs w:val="24"/>
-          <w:lang w:val="en-US"/>
-        </w:rPr>
-        <w:t xml:space="preserve"> </w:t>
+        <w:t xml:space="preserve">Go to s3 bucket – management --- create life cyclerule </w:t>
       </w:r>
     </w:p>
     <w:p>
@@ -2462,13 +2269,8 @@
       <w:pPr>
         <w:pStyle w:val="ListParagraph"/>
       </w:pPr>
-      <w:proofErr w:type="spellStart"/>
-      <w:r>
-        <w:t>aws</w:t>
-      </w:r>
-      <w:proofErr w:type="spellEnd"/>
-      <w:r>
-        <w:t xml:space="preserve"> s3 ls view bucket list </w:t>
+      <w:r>
+        <w:t xml:space="preserve">aws s3 ls view bucket list </w:t>
       </w:r>
     </w:p>
     <w:p>
@@ -2476,42 +2278,21 @@
         <w:pStyle w:val="ListParagraph"/>
       </w:pPr>
       <w:r>
-        <w:t xml:space="preserve">[ec2-user@ip-172-31-0-104 </w:t>
-      </w:r>
-      <w:proofErr w:type="gramStart"/>
-      <w:r>
-        <w:t>~]$</w:t>
-      </w:r>
-      <w:proofErr w:type="gramEnd"/>
-      <w:r>
-        <w:t xml:space="preserve"> echo "test" &gt; test.txt =&gt; create a file </w:t>
+        <w:t xml:space="preserve">[ec2-user@ip-172-31-0-104 ~]$ echo "test" &gt; test.txt =&gt; create a file </w:t>
       </w:r>
     </w:p>
     <w:p>
       <w:pPr>
         <w:pStyle w:val="ListParagraph"/>
       </w:pPr>
-      <w:proofErr w:type="spellStart"/>
-      <w:r>
-        <w:t>aws</w:t>
-      </w:r>
-      <w:proofErr w:type="spellEnd"/>
-      <w:r>
-        <w:t xml:space="preserve"> s3 cp test.txt s3://</w:t>
+      <w:r>
+        <w:t>aws s3 cp test.txt s3://</w:t>
       </w:r>
       <w:r>
         <w:t>s3replicationtask</w:t>
       </w:r>
       <w:r>
-        <w:t xml:space="preserve">/ =&gt; moving to </w:t>
-      </w:r>
-      <w:proofErr w:type="gramStart"/>
-      <w:r>
-        <w:t>bucket  file</w:t>
-      </w:r>
-      <w:proofErr w:type="gramEnd"/>
-      <w:r>
-        <w:t xml:space="preserve"> </w:t>
+        <w:t xml:space="preserve">/ =&gt; moving to bucket  file </w:t>
       </w:r>
     </w:p>
     <w:p>
@@ -2519,23 +2300,7 @@
         <w:ind w:left="360"/>
       </w:pPr>
       <w:r>
-        <w:t xml:space="preserve">         upload: ./test.txt to </w:t>
-      </w:r>
-      <w:proofErr w:type="gramStart"/>
-      <w:r>
-        <w:t>s3://test-bucket-25052026/test.txt  this</w:t>
-      </w:r>
-      <w:proofErr w:type="gramEnd"/>
-      <w:r>
-        <w:t xml:space="preserve"> </w:t>
-      </w:r>
-      <w:proofErr w:type="gramStart"/>
-      <w:r>
-        <w:t>is acknowledges</w:t>
-      </w:r>
-      <w:proofErr w:type="gramEnd"/>
-      <w:r>
-        <w:t xml:space="preserve"> </w:t>
+        <w:t xml:space="preserve">         upload: ./test.txt to s3://test-bucket-25052026/test.txt  this is acknowledges </w:t>
       </w:r>
     </w:p>
     <w:p/>
@@ -2753,13 +2518,8 @@
         <w:pStyle w:val="ListParagraph"/>
         <w:ind w:left="502"/>
       </w:pPr>
-      <w:proofErr w:type="gramStart"/>
-      <w:r>
-        <w:t>#!/</w:t>
-      </w:r>
-      <w:proofErr w:type="gramEnd"/>
-      <w:r>
-        <w:t>bin/bash</w:t>
+      <w:r>
+        <w:t>#!/bin/bash</w:t>
       </w:r>
     </w:p>
     <w:p>
@@ -2826,15 +2586,7 @@
         <w:ind w:left="142"/>
       </w:pPr>
       <w:r>
-        <w:t>if [ "$REGION" == "us-east-1</w:t>
-      </w:r>
-      <w:proofErr w:type="gramStart"/>
-      <w:r>
-        <w:t>" ]</w:t>
-      </w:r>
-      <w:proofErr w:type="gramEnd"/>
-      <w:r>
-        <w:t>; then</w:t>
+        <w:t>if [ "$REGION" == "us-east-1" ]; then</w:t>
       </w:r>
     </w:p>
     <w:p>
@@ -2843,13 +2595,8 @@
         <w:ind w:left="502"/>
       </w:pPr>
       <w:r>
-        <w:t xml:space="preserve">  # In us-east-1 you don't specify </w:t>
-      </w:r>
-      <w:proofErr w:type="spellStart"/>
-      <w:r>
-        <w:t>LocationConstraint</w:t>
-      </w:r>
-      <w:proofErr w:type="spellEnd"/>
+        <w:t xml:space="preserve">  # In us-east-1 you don't specify LocationConstraint</w:t>
+      </w:r>
     </w:p>
     <w:p>
       <w:pPr>
@@ -2857,23 +2604,7 @@
         <w:ind w:left="502"/>
       </w:pPr>
       <w:r>
-        <w:t xml:space="preserve">  </w:t>
-      </w:r>
-      <w:proofErr w:type="spellStart"/>
-      <w:r>
-        <w:t>aws</w:t>
-      </w:r>
-      <w:proofErr w:type="spellEnd"/>
-      <w:r>
-        <w:t xml:space="preserve"> s3api create-bucket --bucket "$BUCKET_NAME" --</w:t>
-      </w:r>
-      <w:proofErr w:type="spellStart"/>
-      <w:r>
-        <w:t>acl</w:t>
-      </w:r>
-      <w:proofErr w:type="spellEnd"/>
-      <w:r>
-        <w:t xml:space="preserve"> "$ACL"</w:t>
+        <w:t xml:space="preserve">  aws s3api create-bucket --bucket "$BUCKET_NAME" --acl "$ACL"</w:t>
       </w:r>
     </w:p>
     <w:p>
@@ -2890,15 +2621,7 @@
         <w:ind w:left="502"/>
       </w:pPr>
       <w:r>
-        <w:t xml:space="preserve">  </w:t>
-      </w:r>
-      <w:proofErr w:type="spellStart"/>
-      <w:r>
-        <w:t>aws</w:t>
-      </w:r>
-      <w:proofErr w:type="spellEnd"/>
-      <w:r>
-        <w:t xml:space="preserve"> s3api create-bucket --bucket "$BUCKET_NAME" \</w:t>
+        <w:t xml:space="preserve">  aws s3api create-bucket --bucket "$BUCKET_NAME" \</w:t>
       </w:r>
     </w:p>
     <w:p>
@@ -2914,15 +2637,7 @@
         <w:ind w:left="142"/>
       </w:pPr>
       <w:r>
-        <w:t xml:space="preserve">    --create-bucket-configuration </w:t>
-      </w:r>
-      <w:proofErr w:type="spellStart"/>
-      <w:r>
-        <w:t>LocationConstraint</w:t>
-      </w:r>
-      <w:proofErr w:type="spellEnd"/>
-      <w:r>
-        <w:t>="$REGION" \</w:t>
+        <w:t xml:space="preserve">    --create-bucket-configuration LocationConstraint="$REGION" \</w:t>
       </w:r>
     </w:p>
     <w:p>
@@ -2931,15 +2646,7 @@
         <w:ind w:left="502"/>
       </w:pPr>
       <w:r>
-        <w:t xml:space="preserve">    --</w:t>
-      </w:r>
-      <w:proofErr w:type="spellStart"/>
-      <w:r>
-        <w:t>acl</w:t>
-      </w:r>
-      <w:proofErr w:type="spellEnd"/>
-      <w:r>
-        <w:t xml:space="preserve"> "$ACL"</w:t>
+        <w:t xml:space="preserve">    --acl "$ACL"</w:t>
       </w:r>
     </w:p>
     <w:p>
@@ -2963,14 +2670,9 @@
         <w:pStyle w:val="ListParagraph"/>
         <w:ind w:left="502"/>
       </w:pPr>
-      <w:proofErr w:type="spellStart"/>
       <w:r>
         <w:lastRenderedPageBreak/>
-        <w:t>aws</w:t>
-      </w:r>
-      <w:proofErr w:type="spellEnd"/>
-      <w:r>
-        <w:t xml:space="preserve"> s3api put-public-access-block \</w:t>
+        <w:t>aws s3api put-public-access-block \</w:t>
       </w:r>
     </w:p>
     <w:p>
@@ -2986,31 +2688,7 @@
         <w:ind w:left="142"/>
       </w:pPr>
       <w:r>
-        <w:t xml:space="preserve">  --public-access-block-configuration BlockPublicAcls=</w:t>
-      </w:r>
-      <w:proofErr w:type="gramStart"/>
-      <w:r>
-        <w:t>true,IgnorePublicAcls</w:t>
-      </w:r>
-      <w:proofErr w:type="gramEnd"/>
-      <w:r>
-        <w:t>=</w:t>
-      </w:r>
-      <w:proofErr w:type="gramStart"/>
-      <w:r>
-        <w:t>true,BlockPublicPolicy</w:t>
-      </w:r>
-      <w:proofErr w:type="gramEnd"/>
-      <w:r>
-        <w:t>=</w:t>
-      </w:r>
-      <w:proofErr w:type="gramStart"/>
-      <w:r>
-        <w:t>true,RestrictPublicBuckets</w:t>
-      </w:r>
-      <w:proofErr w:type="gramEnd"/>
-      <w:r>
-        <w:t>=true</w:t>
+        <w:t xml:space="preserve">  --public-access-block-configuration BlockPublicAcls=true,IgnorePublicAcls=true,BlockPublicPolicy=true,RestrictPublicBuckets=true</w:t>
       </w:r>
     </w:p>
     <w:p>
@@ -3034,13 +2712,8 @@
       <w:pPr>
         <w:ind w:left="142"/>
       </w:pPr>
-      <w:proofErr w:type="spellStart"/>
-      <w:r>
-        <w:t>aws</w:t>
-      </w:r>
-      <w:proofErr w:type="spellEnd"/>
-      <w:r>
-        <w:t xml:space="preserve"> s3 ls | grep "$BUCKET_NAME"</w:t>
+      <w:r>
+        <w:t>aws s3 ls | grep "$BUCKET_NAME"</w:t>
       </w:r>
     </w:p>
     <w:p>
@@ -3048,23 +2721,7 @@
         <w:ind w:left="142"/>
       </w:pPr>
       <w:r>
-        <w:t>if [ $? -</w:t>
-      </w:r>
-      <w:proofErr w:type="spellStart"/>
-      <w:r>
-        <w:t>eq</w:t>
-      </w:r>
-      <w:proofErr w:type="spellEnd"/>
-      <w:r>
-        <w:t xml:space="preserve"> </w:t>
-      </w:r>
-      <w:proofErr w:type="gramStart"/>
-      <w:r>
-        <w:t>0 ]</w:t>
-      </w:r>
-      <w:proofErr w:type="gramEnd"/>
-      <w:r>
-        <w:t>; then</w:t>
+        <w:t>if [ $? -eq 0 ]; then</w:t>
       </w:r>
     </w:p>
     <w:p>
@@ -3326,23 +2983,7 @@
         <w:sym w:font="Symbol" w:char="F0D8"/>
       </w:r>
       <w:r>
-        <w:t xml:space="preserve">this command is </w:t>
-      </w:r>
-      <w:proofErr w:type="gramStart"/>
-      <w:r>
-        <w:t>create</w:t>
-      </w:r>
-      <w:proofErr w:type="gramEnd"/>
-      <w:r>
-        <w:t xml:space="preserve"> a on dummy file for 1 </w:t>
-      </w:r>
-      <w:proofErr w:type="spellStart"/>
-      <w:r>
-        <w:t>gb</w:t>
-      </w:r>
-      <w:proofErr w:type="spellEnd"/>
-      <w:r>
-        <w:t xml:space="preserve"> </w:t>
+        <w:t xml:space="preserve">this command is create a on dummy file for 1 gb </w:t>
       </w:r>
       <w:r>
         <w:br/>
@@ -3355,23 +2996,7 @@
         <w:sym w:font="Symbol" w:char="F0D8"/>
       </w:r>
       <w:r>
-        <w:t xml:space="preserve">Then check </w:t>
-      </w:r>
-      <w:proofErr w:type="spellStart"/>
-      <w:r>
-        <w:t>ur</w:t>
-      </w:r>
-      <w:proofErr w:type="spellEnd"/>
-      <w:r>
-        <w:t xml:space="preserve"> bucket list </w:t>
-      </w:r>
-      <w:proofErr w:type="spellStart"/>
-      <w:r>
-        <w:t>aws</w:t>
-      </w:r>
-      <w:proofErr w:type="spellEnd"/>
-      <w:r>
-        <w:t xml:space="preserve"> s3 ls.</w:t>
+        <w:t>Then check ur bucket list aws s3 ls.</w:t>
       </w:r>
     </w:p>
     <w:p>
